--- a/_protocoloFormatos/protocolo-v1.docx
+++ b/_protocoloFormatos/protocolo-v1.docx
@@ -2168,6 +2168,7 @@
     <w:p>
       <w:pPr>
         <w:pStyle w:val="Corpodetexto"/>
+        <w:ind w:left="720" w:hanging="720"/>
         <w:rPr>
           <w:lang w:val="pt-PT"/>
         </w:rPr>
